--- a/Lab/01-S2-2025-SEDQ/salida/01-S2-2025-SEDQ-v1_1.docx
+++ b/Lab/01-S2-2025-SEDQ/salida/01-S2-2025-SEDQ-v1_1.docx
@@ -7,7 +7,49 @@
         <w:pStyle w:val="Title"/>
       </w:pPr>
       <w:r>
-        <w:t xml:space="preserve">I. E. Pedacito de Cielo, La Tebaida, Quindío</w:t>
+        <w:t xml:space="preserve">I.</w:t>
+      </w:r>
+      <w:r>
+        <w:t xml:space="preserve"> </w:t>
+      </w:r>
+      <w:r>
+        <w:t xml:space="preserve">E.</w:t>
+      </w:r>
+      <w:r>
+        <w:t xml:space="preserve"> </w:t>
+      </w:r>
+      <w:r>
+        <w:t xml:space="preserve">Pedacito</w:t>
+      </w:r>
+      <w:r>
+        <w:t xml:space="preserve"> </w:t>
+      </w:r>
+      <w:r>
+        <w:t xml:space="preserve">de</w:t>
+      </w:r>
+      <w:r>
+        <w:t xml:space="preserve"> </w:t>
+      </w:r>
+      <w:r>
+        <w:t xml:space="preserve">Cielo,</w:t>
+      </w:r>
+      <w:r>
+        <w:t xml:space="preserve"> </w:t>
+      </w:r>
+      <w:r>
+        <w:t xml:space="preserve">La</w:t>
+      </w:r>
+      <w:r>
+        <w:t xml:space="preserve"> </w:t>
+      </w:r>
+      <w:r>
+        <w:t xml:space="preserve">Tebaida,</w:t>
+      </w:r>
+      <w:r>
+        <w:t xml:space="preserve"> </w:t>
+      </w:r>
+      <w:r>
+        <w:t xml:space="preserve">Quindío</w:t>
       </w:r>
     </w:p>
     <w:p>
@@ -15,7 +57,25 @@
         <w:pStyle w:val="Author"/>
       </w:pPr>
       <w:r>
-        <w:t xml:space="preserve">Simulacro Matemáticas Saber ICFES</w:t>
+        <w:t xml:space="preserve">Simulacro</w:t>
+      </w:r>
+      <w:r>
+        <w:t xml:space="preserve"> </w:t>
+      </w:r>
+      <w:r>
+        <w:t xml:space="preserve">Matemáticas</w:t>
+      </w:r>
+      <w:r>
+        <w:t xml:space="preserve"> </w:t>
+      </w:r>
+      <w:r>
+        <w:t xml:space="preserve">Saber</w:t>
+      </w:r>
+      <w:r>
+        <w:t xml:space="preserve"> </w:t>
+      </w:r>
+      <w:r>
+        <w:t xml:space="preserve">ICFES</w:t>
       </w:r>
     </w:p>
     <w:p>
@@ -23,7 +83,31 @@
         <w:pStyle w:val="Date"/>
       </w:pPr>
       <w:r>
-        <w:t xml:space="preserve">Probabilidad y Estadística - Porcentajes</w:t>
+        <w:t xml:space="preserve">Probabilidad</w:t>
+      </w:r>
+      <w:r>
+        <w:t xml:space="preserve"> </w:t>
+      </w:r>
+      <w:r>
+        <w:t xml:space="preserve">y</w:t>
+      </w:r>
+      <w:r>
+        <w:t xml:space="preserve"> </w:t>
+      </w:r>
+      <w:r>
+        <w:t xml:space="preserve">Estadística</w:t>
+      </w:r>
+      <w:r>
+        <w:t xml:space="preserve"> </w:t>
+      </w:r>
+      <w:r>
+        <w:t xml:space="preserve">-</w:t>
+      </w:r>
+      <w:r>
+        <w:t xml:space="preserve"> </w:t>
+      </w:r>
+      <w:r>
+        <w:t xml:space="preserve">Porcentajes</w:t>
       </w:r>
     </w:p>
     <w:bookmarkStart w:id="20" w:name="section"/>
@@ -53,7 +137,7 @@
         <w:br/>
       </w:r>
       <w:r>
-        <w:t xml:space="preserve">Se realizó un(a) estudio a un grupo de personas de una entidad tecnológica sobre el tipo de bienes que poseen. Los resultados se presentan en la gráfica.</w:t>
+        <w:t xml:space="preserve">Se realizó un(a) censo a un grupo de personas de una corporación alimentaria sobre el tipo de bienes que poseen. Los resultados se presentan en la gráfica.</w:t>
       </w:r>
     </w:p>
     <w:p>
@@ -64,7 +148,7 @@
         </w:numPr>
       </w:pPr>
       <w:r>
-        <w:t xml:space="preserve">Si 150 personas de el(la) entidad poseen vehículo y(e) chalet, ¿cuántas personas poseen solo chalet?</w:t>
+        <w:t xml:space="preserve">Si 120 personas de el(la) corporación poseen carro y(e) chalet, ¿cuántas personas poseen solo chalet?</w:t>
       </w:r>
     </w:p>
     <w:p>
@@ -75,7 +159,7 @@
         </w:numPr>
       </w:pPr>
       <w:r>
-        <w:t xml:space="preserve">83</w:t>
+        <w:t xml:space="preserve">174</w:t>
       </w:r>
     </w:p>
     <w:p>
@@ -86,7 +170,7 @@
         </w:numPr>
       </w:pPr>
       <w:r>
-        <w:t xml:space="preserve">311</w:t>
+        <w:t xml:space="preserve">901</w:t>
       </w:r>
     </w:p>
     <w:p>
@@ -97,7 +181,7 @@
         </w:numPr>
       </w:pPr>
       <w:r>
-        <w:t xml:space="preserve">84</w:t>
+        <w:t xml:space="preserve">171</w:t>
       </w:r>
     </w:p>
     <w:p>
@@ -108,7 +192,7 @@
         </w:numPr>
       </w:pPr>
       <w:r>
-        <w:t xml:space="preserve">477</w:t>
+        <w:t xml:space="preserve">465</w:t>
       </w:r>
     </w:p>
     <w:p>
@@ -151,7 +235,7 @@
         </w:numPr>
       </w:pPr>
       <w:r>
-        <w:t xml:space="preserve">27% de las personas tienen vehículo y chalet</w:t>
+        <w:t xml:space="preserve">19% de las personas tienen carro y chalet</w:t>
       </w:r>
     </w:p>
     <w:p>
@@ -162,7 +246,7 @@
         </w:numPr>
       </w:pPr>
       <w:r>
-        <w:t xml:space="preserve">15% de las personas tienen solo chalet (este es el dato que buscamos)</w:t>
+        <w:t xml:space="preserve">27% de las personas tienen solo chalet (este es el dato que buscamos)</w:t>
       </w:r>
     </w:p>
     <w:p>
@@ -173,7 +257,7 @@
         </w:numPr>
       </w:pPr>
       <w:r>
-        <w:t xml:space="preserve">Sabemos que 150 personas tienen vehículo y chalet</w:t>
+        <w:t xml:space="preserve">Sabemos que 120 personas tienen carro y chalet</w:t>
       </w:r>
     </w:p>
     <w:p>
@@ -184,13 +268,13 @@
         </w:numPr>
       </w:pPr>
       <w:r>
-        <w:t xml:space="preserve">Paso 1: Calcular el número total de personas en la entidad.</w:t>
+        <w:t xml:space="preserve">Paso 1: Calcular el número total de personas en la corporación.</w:t>
       </w:r>
       <w:r>
         <w:t xml:space="preserve"> </w:t>
       </w:r>
       <w:r>
-        <w:t xml:space="preserve">Si 150 personas representan el 27% del total, entonces:</w:t>
+        <w:t xml:space="preserve">Si 120 personas representan el 19% del total, entonces:</w:t>
       </w:r>
     </w:p>
     <w:p>
@@ -225,7 +309,7 @@
                   <m:nor/>
                   <m:sty m:val="p"/>
                 </m:rPr>
-                <m:t>Personas con vehículo y chalet</m:t>
+                <m:t>Personas con carro y chalet</m:t>
               </m:r>
               <m:r>
                 <m:rPr>
@@ -249,7 +333,7 @@
                   <m:nor/>
                   <m:sty m:val="p"/>
                 </m:rPr>
-                <m:t>Porcentaje de personas con vehículo y chalet</m:t>
+                <m:t>Porcentaje de personas con carro y chalet</m:t>
               </m:r>
             </m:den>
           </m:f>
@@ -284,7 +368,7 @@
             </m:fPr>
             <m:num>
               <m:r>
-                <m:t>150</m:t>
+                <m:t>120</m:t>
               </m:r>
               <m:r>
                 <m:rPr>
@@ -304,7 +388,7 @@
             </m:num>
             <m:den>
               <m:r>
-                <m:t>27</m:t>
+                <m:t>19</m:t>
               </m:r>
               <m:r>
                 <m:rPr>
@@ -321,7 +405,7 @@
             <m:t>=</m:t>
           </m:r>
           <m:r>
-            <m:t>556</m:t>
+            <m:t>632</m:t>
           </m:r>
         </m:oMath>
       </m:oMathPara>
@@ -340,7 +424,7 @@
         <w:t xml:space="preserve"> </w:t>
       </w:r>
       <w:r>
-        <w:t xml:space="preserve">El porcentaje de personas que tienen solo chalet es 15% del total, por lo tanto:</w:t>
+        <w:t xml:space="preserve">El porcentaje de personas que tienen solo chalet es 27% del total, por lo tanto:</w:t>
       </w:r>
     </w:p>
     <w:p>
@@ -429,7 +513,7 @@
             <m:t>=</m:t>
           </m:r>
           <m:r>
-            <m:t>556</m:t>
+            <m:t>632</m:t>
           </m:r>
           <m:r>
             <m:rPr>
@@ -443,7 +527,7 @@
             </m:fPr>
             <m:num>
               <m:r>
-                <m:t>15</m:t>
+                <m:t>27</m:t>
               </m:r>
               <m:r>
                 <m:rPr>
@@ -471,7 +555,7 @@
             <m:t>=</m:t>
           </m:r>
           <m:r>
-            <m:t>83</m:t>
+            <m:t>171</m:t>
           </m:r>
         </m:oMath>
       </m:oMathPara>
@@ -484,7 +568,7 @@
         </w:numPr>
       </w:pPr>
       <w:r>
-        <w:t xml:space="preserve">Por lo tanto, 83 personas poseen solo chalet.</w:t>
+        <w:t xml:space="preserve">Por lo tanto, 171 personas poseen solo chalet.</w:t>
       </w:r>
     </w:p>
     <w:p>
@@ -495,7 +579,7 @@
         </w:numPr>
       </w:pPr>
       <w:r>
-        <w:t xml:space="preserve">Verdadero</w:t>
+        <w:t xml:space="preserve">Falso</w:t>
       </w:r>
     </w:p>
     <w:p>
@@ -517,7 +601,7 @@
         </w:numPr>
       </w:pPr>
       <w:r>
-        <w:t xml:space="preserve">Falso</w:t>
+        <w:t xml:space="preserve">Verdadero</w:t>
       </w:r>
     </w:p>
     <w:p>
@@ -549,7 +633,7 @@
         <w:br/>
       </w:r>
       <w:r>
-        <w:t xml:space="preserve">Se realizó un(a) investigación a un grupo de personas de una organización farmacéutica sobre el tipo de bienes que poseen. Los resultados se presentan en la gráfica.</w:t>
+        <w:t xml:space="preserve">Se realizó un(a) consulta a un grupo de personas de una compañía industrial sobre el tipo de bienes que poseen. Los resultados se presentan en la gráfica.</w:t>
       </w:r>
     </w:p>
     <w:p>
@@ -560,7 +644,7 @@
         </w:numPr>
       </w:pPr>
       <w:r>
-        <w:t xml:space="preserve">Si 150 personas de el(la) organización poseen carro y(e) inmueble, ¿cuántas personas poseen solo inmueble?</w:t>
+        <w:t xml:space="preserve">Si 150 personas de el(la) compañía poseen carro y(e) inmueble, ¿cuántas personas poseen solo inmueble?</w:t>
       </w:r>
     </w:p>
     <w:p>
@@ -571,7 +655,7 @@
         </w:numPr>
       </w:pPr>
       <w:r>
-        <w:t xml:space="preserve">541</w:t>
+        <w:t xml:space="preserve">171</w:t>
       </w:r>
     </w:p>
     <w:p>
@@ -582,7 +666,7 @@
         </w:numPr>
       </w:pPr>
       <w:r>
-        <w:t xml:space="preserve">111</w:t>
+        <w:t xml:space="preserve">921</w:t>
       </w:r>
     </w:p>
     <w:p>
@@ -593,7 +677,7 @@
         </w:numPr>
       </w:pPr>
       <w:r>
-        <w:t xml:space="preserve">479</w:t>
+        <w:t xml:space="preserve">670</w:t>
       </w:r>
     </w:p>
     <w:p>
@@ -604,7 +688,7 @@
         </w:numPr>
       </w:pPr>
       <w:r>
-        <w:t xml:space="preserve">109</w:t>
+        <w:t xml:space="preserve">167</w:t>
       </w:r>
     </w:p>
     <w:p>
@@ -647,7 +731,7 @@
         </w:numPr>
       </w:pPr>
       <w:r>
-        <w:t xml:space="preserve">23% de las personas tienen carro y inmueble</w:t>
+        <w:t xml:space="preserve">18% de las personas tienen carro y inmueble</w:t>
       </w:r>
     </w:p>
     <w:p>
@@ -658,7 +742,7 @@
         </w:numPr>
       </w:pPr>
       <w:r>
-        <w:t xml:space="preserve">17% de las personas tienen solo inmueble (este es el dato que buscamos)</w:t>
+        <w:t xml:space="preserve">20% de las personas tienen solo inmueble (este es el dato que buscamos)</w:t>
       </w:r>
     </w:p>
     <w:p>
@@ -680,13 +764,13 @@
         </w:numPr>
       </w:pPr>
       <w:r>
-        <w:t xml:space="preserve">Paso 1: Calcular el número total de personas en la organización.</w:t>
+        <w:t xml:space="preserve">Paso 1: Calcular el número total de personas en la compañía.</w:t>
       </w:r>
       <w:r>
         <w:t xml:space="preserve"> </w:t>
       </w:r>
       <w:r>
-        <w:t xml:space="preserve">Si 150 personas representan el 23% del total, entonces:</w:t>
+        <w:t xml:space="preserve">Si 150 personas representan el 18% del total, entonces:</w:t>
       </w:r>
     </w:p>
     <w:p>
@@ -800,7 +884,7 @@
             </m:num>
             <m:den>
               <m:r>
-                <m:t>23</m:t>
+                <m:t>18</m:t>
               </m:r>
               <m:r>
                 <m:rPr>
@@ -817,7 +901,7 @@
             <m:t>=</m:t>
           </m:r>
           <m:r>
-            <m:t>652</m:t>
+            <m:t>833</m:t>
           </m:r>
         </m:oMath>
       </m:oMathPara>
@@ -836,7 +920,7 @@
         <w:t xml:space="preserve"> </w:t>
       </w:r>
       <w:r>
-        <w:t xml:space="preserve">El porcentaje de personas que tienen solo inmueble es 17% del total, por lo tanto:</w:t>
+        <w:t xml:space="preserve">El porcentaje de personas que tienen solo inmueble es 20% del total, por lo tanto:</w:t>
       </w:r>
     </w:p>
     <w:p>
@@ -925,7 +1009,7 @@
             <m:t>=</m:t>
           </m:r>
           <m:r>
-            <m:t>652</m:t>
+            <m:t>833</m:t>
           </m:r>
           <m:r>
             <m:rPr>
@@ -939,7 +1023,7 @@
             </m:fPr>
             <m:num>
               <m:r>
-                <m:t>17</m:t>
+                <m:t>20</m:t>
               </m:r>
               <m:r>
                 <m:rPr>
@@ -967,7 +1051,7 @@
             <m:t>=</m:t>
           </m:r>
           <m:r>
-            <m:t>111</m:t>
+            <m:t>167</m:t>
           </m:r>
         </m:oMath>
       </m:oMathPara>
@@ -980,7 +1064,7 @@
         </w:numPr>
       </w:pPr>
       <w:r>
-        <w:t xml:space="preserve">Por lo tanto, 111 personas poseen solo inmueble.</w:t>
+        <w:t xml:space="preserve">Por lo tanto, 167 personas poseen solo inmueble.</w:t>
       </w:r>
     </w:p>
     <w:p>
@@ -1002,7 +1086,7 @@
         </w:numPr>
       </w:pPr>
       <w:r>
-        <w:t xml:space="preserve">Verdadero</w:t>
+        <w:t xml:space="preserve">Falso</w:t>
       </w:r>
     </w:p>
     <w:p>
@@ -1024,7 +1108,7 @@
         </w:numPr>
       </w:pPr>
       <w:r>
-        <w:t xml:space="preserve">Falso</w:t>
+        <w:t xml:space="preserve">Verdadero</w:t>
       </w:r>
     </w:p>
     <w:p>
@@ -1045,7 +1129,7 @@
         <w:br/>
       </w:r>
       <w:r>
-        <w:t xml:space="preserve">Se realizó un(a) consulta a un grupo de personas de una negocio alimentaria sobre el tipo de bienes que poseen. Los resultados se presentan en la gráfica.</w:t>
+        <w:t xml:space="preserve">Se realizó un(a) estudio a un grupo de personas de una firma educativa sobre el tipo de bienes que poseen. Los resultados se presentan en la gráfica.</w:t>
       </w:r>
     </w:p>
     <w:p>
@@ -1056,7 +1140,7 @@
         </w:numPr>
       </w:pPr>
       <w:r>
-        <w:t xml:space="preserve">Si 200 personas de el(la) negocio poseen automóvil y(e) piso, ¿cuántas personas poseen solo piso?</w:t>
+        <w:t xml:space="preserve">Si 181 personas de el(la) firma poseen automóvil y(e) inmueble, ¿cuántas personas poseen solo inmueble?</w:t>
       </w:r>
     </w:p>
     <w:p>
@@ -1067,7 +1151,7 @@
         </w:numPr>
       </w:pPr>
       <w:r>
-        <w:t xml:space="preserve">179</w:t>
+        <w:t xml:space="preserve">133</w:t>
       </w:r>
     </w:p>
     <w:p>
@@ -1078,7 +1162,7 @@
         </w:numPr>
       </w:pPr>
       <w:r>
-        <w:t xml:space="preserve">675</w:t>
+        <w:t xml:space="preserve">534</w:t>
       </w:r>
     </w:p>
     <w:p>
@@ -1089,7 +1173,7 @@
         </w:numPr>
       </w:pPr>
       <w:r>
-        <w:t xml:space="preserve">177</w:t>
+        <w:t xml:space="preserve">494</w:t>
       </w:r>
     </w:p>
     <w:p>
@@ -1100,7 +1184,7 @@
         </w:numPr>
       </w:pPr>
       <w:r>
-        <w:t xml:space="preserve">587</w:t>
+        <w:t xml:space="preserve">134</w:t>
       </w:r>
     </w:p>
     <w:p>
@@ -1143,7 +1227,7 @@
         </w:numPr>
       </w:pPr>
       <w:r>
-        <w:t xml:space="preserve">26% de las personas tienen automóvil y piso</w:t>
+        <w:t xml:space="preserve">27% de las personas tienen automóvil y inmueble</w:t>
       </w:r>
     </w:p>
     <w:p>
@@ -1154,7 +1238,7 @@
         </w:numPr>
       </w:pPr>
       <w:r>
-        <w:t xml:space="preserve">23% de las personas tienen solo piso (este es el dato que buscamos)</w:t>
+        <w:t xml:space="preserve">20% de las personas tienen solo inmueble (este es el dato que buscamos)</w:t>
       </w:r>
     </w:p>
     <w:p>
@@ -1165,7 +1249,7 @@
         </w:numPr>
       </w:pPr>
       <w:r>
-        <w:t xml:space="preserve">Sabemos que 200 personas tienen automóvil y piso</w:t>
+        <w:t xml:space="preserve">Sabemos que 181 personas tienen automóvil y inmueble</w:t>
       </w:r>
     </w:p>
     <w:p>
@@ -1176,13 +1260,13 @@
         </w:numPr>
       </w:pPr>
       <w:r>
-        <w:t xml:space="preserve">Paso 1: Calcular el número total de personas en la negocio.</w:t>
+        <w:t xml:space="preserve">Paso 1: Calcular el número total de personas en la firma.</w:t>
       </w:r>
       <w:r>
         <w:t xml:space="preserve"> </w:t>
       </w:r>
       <w:r>
-        <w:t xml:space="preserve">Si 200 personas representan el 26% del total, entonces:</w:t>
+        <w:t xml:space="preserve">Si 181 personas representan el 27% del total, entonces:</w:t>
       </w:r>
     </w:p>
     <w:p>
@@ -1217,7 +1301,7 @@
                   <m:nor/>
                   <m:sty m:val="p"/>
                 </m:rPr>
-                <m:t>Personas con automóvil y piso</m:t>
+                <m:t>Personas con automóvil y inmueble</m:t>
               </m:r>
               <m:r>
                 <m:rPr>
@@ -1241,7 +1325,7 @@
                   <m:nor/>
                   <m:sty m:val="p"/>
                 </m:rPr>
-                <m:t>Porcentaje de personas con automóvil y piso</m:t>
+                <m:t>Porcentaje de personas con automóvil y inmueble</m:t>
               </m:r>
             </m:den>
           </m:f>
@@ -1276,7 +1360,7 @@
             </m:fPr>
             <m:num>
               <m:r>
-                <m:t>200</m:t>
+                <m:t>181</m:t>
               </m:r>
               <m:r>
                 <m:rPr>
@@ -1296,7 +1380,7 @@
             </m:num>
             <m:den>
               <m:r>
-                <m:t>26</m:t>
+                <m:t>27</m:t>
               </m:r>
               <m:r>
                 <m:rPr>
@@ -1313,7 +1397,7 @@
             <m:t>=</m:t>
           </m:r>
           <m:r>
-            <m:t>769</m:t>
+            <m:t>667</m:t>
           </m:r>
         </m:oMath>
       </m:oMathPara>
@@ -1326,13 +1410,13 @@
         </w:numPr>
       </w:pPr>
       <w:r>
-        <w:t xml:space="preserve">Paso 2: Calcular cuántas personas tienen solo piso.</w:t>
+        <w:t xml:space="preserve">Paso 2: Calcular cuántas personas tienen solo inmueble.</w:t>
       </w:r>
       <w:r>
         <w:t xml:space="preserve"> </w:t>
       </w:r>
       <w:r>
-        <w:t xml:space="preserve">El porcentaje de personas que tienen solo piso es 23% del total, por lo tanto:</w:t>
+        <w:t xml:space="preserve">El porcentaje de personas que tienen solo inmueble es 20% del total, por lo tanto:</w:t>
       </w:r>
     </w:p>
     <w:p>
@@ -1349,7 +1433,7 @@
               <m:nor/>
               <m:sty m:val="p"/>
             </m:rPr>
-            <m:t>Personas con solo piso</m:t>
+            <m:t>Personas con solo inmueble</m:t>
           </m:r>
           <m:r>
             <m:rPr>
@@ -1380,7 +1464,7 @@
                   <m:nor/>
                   <m:sty m:val="p"/>
                 </m:rPr>
-                <m:t>Porcentaje de personas con solo piso</m:t>
+                <m:t>Porcentaje de personas con solo inmueble</m:t>
               </m:r>
             </m:num>
             <m:den>
@@ -1412,7 +1496,7 @@
               <m:nor/>
               <m:sty m:val="p"/>
             </m:rPr>
-            <m:t>Personas con solo piso</m:t>
+            <m:t>Personas con solo inmueble</m:t>
           </m:r>
           <m:r>
             <m:rPr>
@@ -1421,7 +1505,7 @@
             <m:t>=</m:t>
           </m:r>
           <m:r>
-            <m:t>769</m:t>
+            <m:t>667</m:t>
           </m:r>
           <m:r>
             <m:rPr>
@@ -1435,7 +1519,7 @@
             </m:fPr>
             <m:num>
               <m:r>
-                <m:t>23</m:t>
+                <m:t>20</m:t>
               </m:r>
               <m:r>
                 <m:rPr>
@@ -1463,7 +1547,7 @@
             <m:t>=</m:t>
           </m:r>
           <m:r>
-            <m:t>177</m:t>
+            <m:t>133</m:t>
           </m:r>
         </m:oMath>
       </m:oMathPara>
@@ -1476,7 +1560,7 @@
         </w:numPr>
       </w:pPr>
       <w:r>
-        <w:t xml:space="preserve">Por lo tanto, 177 personas poseen solo piso.</w:t>
+        <w:t xml:space="preserve">Por lo tanto, 133 personas poseen solo inmueble.</w:t>
       </w:r>
     </w:p>
     <w:p>
@@ -1487,7 +1571,7 @@
         </w:numPr>
       </w:pPr>
       <w:r>
-        <w:t xml:space="preserve">Falso</w:t>
+        <w:t xml:space="preserve">Verdadero</w:t>
       </w:r>
     </w:p>
     <w:p>
@@ -1509,7 +1593,7 @@
         </w:numPr>
       </w:pPr>
       <w:r>
-        <w:t xml:space="preserve">Verdadero</w:t>
+        <w:t xml:space="preserve">Falso</w:t>
       </w:r>
     </w:p>
     <w:p>
@@ -2125,7 +2209,7 @@
   </w:style>
   <w:style w:styleId="Subtitle" w:type="paragraph">
     <w:name w:val="Subtitle"/>
-    <w:basedOn w:val="Title"/>
+    <w:basedOn w:val="Normal"/>
     <w:next w:val="BodyText"/>
     <w:link w:val="SubtitleChar"/>
     <w:uiPriority w:val="11"/>
@@ -2138,6 +2222,7 @@
     </w:pPr>
     <w:rPr>
       <w:rFonts w:cstheme="majorBidi" w:eastAsiaTheme="majorEastAsia"/>
+      <w:color w:themeColor="text1" w:themeTint="A6" w:val="595959"/>
       <w:spacing w:val="15"/>
       <w:sz w:val="28"/>
       <w:szCs w:val="28"/>
@@ -2190,6 +2275,7 @@
     </w:pPr>
     <w:rPr>
       <w:b/>
+      <w:color w:val="345A8A"/>
       <w:sz w:val="20"/>
       <w:szCs w:val="20"/>
     </w:rPr>

--- a/Lab/01-S2-2025-SEDQ/salida/01-S2-2025-SEDQ-v1_1.docx
+++ b/Lab/01-S2-2025-SEDQ/salida/01-S2-2025-SEDQ-v1_1.docx
@@ -137,7 +137,7 @@
         <w:br/>
       </w:r>
       <w:r>
-        <w:t xml:space="preserve">Se realizó un(a) censo a un grupo de personas de una corporación alimentaria sobre el tipo de bienes que poseen. Los resultados se presentan en la gráfica.</w:t>
+        <w:t xml:space="preserve">Se realizó un(a) análisis a un grupo de personas de una empresa financiera sobre el tipo de bienes que poseen. Los resultados se presentan en la gráfica.</w:t>
       </w:r>
     </w:p>
     <w:p>
@@ -148,7 +148,7 @@
         </w:numPr>
       </w:pPr>
       <w:r>
-        <w:t xml:space="preserve">Si 120 personas de el(la) corporación poseen carro y(e) chalet, ¿cuántas personas poseen solo chalet?</w:t>
+        <w:t xml:space="preserve">Si 120 personas de el(la) empresa poseen automóvil y(e) residencia, ¿cuántas personas poseen solo residencia?</w:t>
       </w:r>
     </w:p>
     <w:p>
@@ -159,7 +159,7 @@
         </w:numPr>
       </w:pPr>
       <w:r>
-        <w:t xml:space="preserve">174</w:t>
+        <w:t xml:space="preserve">459</w:t>
       </w:r>
     </w:p>
     <w:p>
@@ -170,7 +170,7 @@
         </w:numPr>
       </w:pPr>
       <w:r>
-        <w:t xml:space="preserve">901</w:t>
+        <w:t xml:space="preserve">171</w:t>
       </w:r>
     </w:p>
     <w:p>
@@ -181,7 +181,7 @@
         </w:numPr>
       </w:pPr>
       <w:r>
-        <w:t xml:space="preserve">171</w:t>
+        <w:t xml:space="preserve">902</w:t>
       </w:r>
     </w:p>
     <w:p>
@@ -192,7 +192,7 @@
         </w:numPr>
       </w:pPr>
       <w:r>
-        <w:t xml:space="preserve">465</w:t>
+        <w:t xml:space="preserve">166</w:t>
       </w:r>
     </w:p>
     <w:p>
@@ -235,7 +235,7 @@
         </w:numPr>
       </w:pPr>
       <w:r>
-        <w:t xml:space="preserve">19% de las personas tienen carro y chalet</w:t>
+        <w:t xml:space="preserve">19% de las personas tienen automóvil y residencia</w:t>
       </w:r>
     </w:p>
     <w:p>
@@ -246,7 +246,7 @@
         </w:numPr>
       </w:pPr>
       <w:r>
-        <w:t xml:space="preserve">27% de las personas tienen solo chalet (este es el dato que buscamos)</w:t>
+        <w:t xml:space="preserve">27% de las personas tienen solo residencia (este es el dato que buscamos)</w:t>
       </w:r>
     </w:p>
     <w:p>
@@ -257,7 +257,7 @@
         </w:numPr>
       </w:pPr>
       <w:r>
-        <w:t xml:space="preserve">Sabemos que 120 personas tienen carro y chalet</w:t>
+        <w:t xml:space="preserve">Sabemos que 120 personas tienen automóvil y residencia</w:t>
       </w:r>
     </w:p>
     <w:p>
@@ -268,7 +268,7 @@
         </w:numPr>
       </w:pPr>
       <w:r>
-        <w:t xml:space="preserve">Paso 1: Calcular el número total de personas en la corporación.</w:t>
+        <w:t xml:space="preserve">Paso 1: Calcular el número total de personas en la empresa.</w:t>
       </w:r>
       <w:r>
         <w:t xml:space="preserve"> </w:t>
@@ -309,7 +309,7 @@
                   <m:nor/>
                   <m:sty m:val="p"/>
                 </m:rPr>
-                <m:t>Personas con carro y chalet</m:t>
+                <m:t>Personas con automóvil y residencia</m:t>
               </m:r>
               <m:r>
                 <m:rPr>
@@ -333,7 +333,7 @@
                   <m:nor/>
                   <m:sty m:val="p"/>
                 </m:rPr>
-                <m:t>Porcentaje de personas con carro y chalet</m:t>
+                <m:t>Porcentaje de personas con automóvil y residencia</m:t>
               </m:r>
             </m:den>
           </m:f>
@@ -418,13 +418,13 @@
         </w:numPr>
       </w:pPr>
       <w:r>
-        <w:t xml:space="preserve">Paso 2: Calcular cuántas personas tienen solo chalet.</w:t>
+        <w:t xml:space="preserve">Paso 2: Calcular cuántas personas tienen solo residencia.</w:t>
       </w:r>
       <w:r>
         <w:t xml:space="preserve"> </w:t>
       </w:r>
       <w:r>
-        <w:t xml:space="preserve">El porcentaje de personas que tienen solo chalet es 27% del total, por lo tanto:</w:t>
+        <w:t xml:space="preserve">El porcentaje de personas que tienen solo residencia es 27% del total, por lo tanto:</w:t>
       </w:r>
     </w:p>
     <w:p>
@@ -441,7 +441,7 @@
               <m:nor/>
               <m:sty m:val="p"/>
             </m:rPr>
-            <m:t>Personas con solo chalet</m:t>
+            <m:t>Personas con solo residencia</m:t>
           </m:r>
           <m:r>
             <m:rPr>
@@ -472,7 +472,7 @@
                   <m:nor/>
                   <m:sty m:val="p"/>
                 </m:rPr>
-                <m:t>Porcentaje de personas con solo chalet</m:t>
+                <m:t>Porcentaje de personas con solo residencia</m:t>
               </m:r>
             </m:num>
             <m:den>
@@ -504,7 +504,7 @@
               <m:nor/>
               <m:sty m:val="p"/>
             </m:rPr>
-            <m:t>Personas con solo chalet</m:t>
+            <m:t>Personas con solo residencia</m:t>
           </m:r>
           <m:r>
             <m:rPr>
@@ -568,7 +568,7 @@
         </w:numPr>
       </w:pPr>
       <w:r>
-        <w:t xml:space="preserve">Por lo tanto, 171 personas poseen solo chalet.</w:t>
+        <w:t xml:space="preserve">Por lo tanto, 171 personas poseen solo residencia.</w:t>
       </w:r>
     </w:p>
     <w:p>
@@ -590,18 +590,18 @@
         </w:numPr>
       </w:pPr>
       <w:r>
+        <w:t xml:space="preserve">Verdadero</w:t>
+      </w:r>
+    </w:p>
+    <w:p>
+      <w:pPr>
+        <w:numPr>
+          <w:ilvl w:val="1"/>
+          <w:numId w:val="1004"/>
+        </w:numPr>
+      </w:pPr>
+      <w:r>
         <w:t xml:space="preserve">Falso</w:t>
-      </w:r>
-    </w:p>
-    <w:p>
-      <w:pPr>
-        <w:numPr>
-          <w:ilvl w:val="1"/>
-          <w:numId w:val="1004"/>
-        </w:numPr>
-      </w:pPr>
-      <w:r>
-        <w:t xml:space="preserve">Verdadero</w:t>
       </w:r>
     </w:p>
     <w:p>
@@ -633,7 +633,7 @@
         <w:br/>
       </w:r>
       <w:r>
-        <w:t xml:space="preserve">Se realizó un(a) consulta a un grupo de personas de una compañía industrial sobre el tipo de bienes que poseen. Los resultados se presentan en la gráfica.</w:t>
+        <w:t xml:space="preserve">Se realizó un(a) relevamiento a un grupo de personas de una empresa comercial sobre el tipo de bienes que poseen. Los resultados se presentan en la gráfica.</w:t>
       </w:r>
     </w:p>
     <w:p>
@@ -644,7 +644,7 @@
         </w:numPr>
       </w:pPr>
       <w:r>
-        <w:t xml:space="preserve">Si 150 personas de el(la) compañía poseen carro y(e) inmueble, ¿cuántas personas poseen solo inmueble?</w:t>
+        <w:t xml:space="preserve">Si 200 personas de el(la) empresa poseen vehículo y(e) apartamento, ¿cuántas personas poseen solo apartamento?</w:t>
       </w:r>
     </w:p>
     <w:p>
@@ -655,7 +655,7 @@
         </w:numPr>
       </w:pPr>
       <w:r>
-        <w:t xml:space="preserve">171</w:t>
+        <w:t xml:space="preserve">130</w:t>
       </w:r>
     </w:p>
     <w:p>
@@ -666,7 +666,7 @@
         </w:numPr>
       </w:pPr>
       <w:r>
-        <w:t xml:space="preserve">921</w:t>
+        <w:t xml:space="preserve">128</w:t>
       </w:r>
     </w:p>
     <w:p>
@@ -677,7 +677,7 @@
         </w:numPr>
       </w:pPr>
       <w:r>
-        <w:t xml:space="preserve">670</w:t>
+        <w:t xml:space="preserve">673</w:t>
       </w:r>
     </w:p>
     <w:p>
@@ -688,7 +688,7 @@
         </w:numPr>
       </w:pPr>
       <w:r>
-        <w:t xml:space="preserve">167</w:t>
+        <w:t xml:space="preserve">515</w:t>
       </w:r>
     </w:p>
     <w:p>
@@ -731,7 +731,7 @@
         </w:numPr>
       </w:pPr>
       <w:r>
-        <w:t xml:space="preserve">18% de las personas tienen carro y inmueble</w:t>
+        <w:t xml:space="preserve">25% de las personas tienen vehículo y apartamento</w:t>
       </w:r>
     </w:p>
     <w:p>
@@ -742,7 +742,7 @@
         </w:numPr>
       </w:pPr>
       <w:r>
-        <w:t xml:space="preserve">20% de las personas tienen solo inmueble (este es el dato que buscamos)</w:t>
+        <w:t xml:space="preserve">16% de las personas tienen solo apartamento (este es el dato que buscamos)</w:t>
       </w:r>
     </w:p>
     <w:p>
@@ -753,7 +753,7 @@
         </w:numPr>
       </w:pPr>
       <w:r>
-        <w:t xml:space="preserve">Sabemos que 150 personas tienen carro y inmueble</w:t>
+        <w:t xml:space="preserve">Sabemos que 200 personas tienen vehículo y apartamento</w:t>
       </w:r>
     </w:p>
     <w:p>
@@ -764,13 +764,13 @@
         </w:numPr>
       </w:pPr>
       <w:r>
-        <w:t xml:space="preserve">Paso 1: Calcular el número total de personas en la compañía.</w:t>
+        <w:t xml:space="preserve">Paso 1: Calcular el número total de personas en la empresa.</w:t>
       </w:r>
       <w:r>
         <w:t xml:space="preserve"> </w:t>
       </w:r>
       <w:r>
-        <w:t xml:space="preserve">Si 150 personas representan el 18% del total, entonces:</w:t>
+        <w:t xml:space="preserve">Si 200 personas representan el 25% del total, entonces:</w:t>
       </w:r>
     </w:p>
     <w:p>
@@ -805,7 +805,7 @@
                   <m:nor/>
                   <m:sty m:val="p"/>
                 </m:rPr>
-                <m:t>Personas con carro y inmueble</m:t>
+                <m:t>Personas con vehículo y apartamento</m:t>
               </m:r>
               <m:r>
                 <m:rPr>
@@ -829,7 +829,7 @@
                   <m:nor/>
                   <m:sty m:val="p"/>
                 </m:rPr>
-                <m:t>Porcentaje de personas con carro y inmueble</m:t>
+                <m:t>Porcentaje de personas con vehículo y apartamento</m:t>
               </m:r>
             </m:den>
           </m:f>
@@ -864,7 +864,7 @@
             </m:fPr>
             <m:num>
               <m:r>
-                <m:t>150</m:t>
+                <m:t>200</m:t>
               </m:r>
               <m:r>
                 <m:rPr>
@@ -884,7 +884,7 @@
             </m:num>
             <m:den>
               <m:r>
-                <m:t>18</m:t>
+                <m:t>25</m:t>
               </m:r>
               <m:r>
                 <m:rPr>
@@ -901,7 +901,7 @@
             <m:t>=</m:t>
           </m:r>
           <m:r>
-            <m:t>833</m:t>
+            <m:t>800</m:t>
           </m:r>
         </m:oMath>
       </m:oMathPara>
@@ -914,13 +914,13 @@
         </w:numPr>
       </w:pPr>
       <w:r>
-        <w:t xml:space="preserve">Paso 2: Calcular cuántas personas tienen solo inmueble.</w:t>
+        <w:t xml:space="preserve">Paso 2: Calcular cuántas personas tienen solo apartamento.</w:t>
       </w:r>
       <w:r>
         <w:t xml:space="preserve"> </w:t>
       </w:r>
       <w:r>
-        <w:t xml:space="preserve">El porcentaje de personas que tienen solo inmueble es 20% del total, por lo tanto:</w:t>
+        <w:t xml:space="preserve">El porcentaje de personas que tienen solo apartamento es 16% del total, por lo tanto:</w:t>
       </w:r>
     </w:p>
     <w:p>
@@ -937,7 +937,7 @@
               <m:nor/>
               <m:sty m:val="p"/>
             </m:rPr>
-            <m:t>Personas con solo inmueble</m:t>
+            <m:t>Personas con solo apartamento</m:t>
           </m:r>
           <m:r>
             <m:rPr>
@@ -968,7 +968,7 @@
                   <m:nor/>
                   <m:sty m:val="p"/>
                 </m:rPr>
-                <m:t>Porcentaje de personas con solo inmueble</m:t>
+                <m:t>Porcentaje de personas con solo apartamento</m:t>
               </m:r>
             </m:num>
             <m:den>
@@ -1000,7 +1000,7 @@
               <m:nor/>
               <m:sty m:val="p"/>
             </m:rPr>
-            <m:t>Personas con solo inmueble</m:t>
+            <m:t>Personas con solo apartamento</m:t>
           </m:r>
           <m:r>
             <m:rPr>
@@ -1009,7 +1009,7 @@
             <m:t>=</m:t>
           </m:r>
           <m:r>
-            <m:t>833</m:t>
+            <m:t>800</m:t>
           </m:r>
           <m:r>
             <m:rPr>
@@ -1023,7 +1023,7 @@
             </m:fPr>
             <m:num>
               <m:r>
-                <m:t>20</m:t>
+                <m:t>16</m:t>
               </m:r>
               <m:r>
                 <m:rPr>
@@ -1051,7 +1051,7 @@
             <m:t>=</m:t>
           </m:r>
           <m:r>
-            <m:t>167</m:t>
+            <m:t>128</m:t>
           </m:r>
         </m:oMath>
       </m:oMathPara>
@@ -1064,7 +1064,7 @@
         </w:numPr>
       </w:pPr>
       <w:r>
-        <w:t xml:space="preserve">Por lo tanto, 167 personas poseen solo inmueble.</w:t>
+        <w:t xml:space="preserve">Por lo tanto, 128 personas poseen solo apartamento.</w:t>
       </w:r>
     </w:p>
     <w:p>
@@ -1086,6 +1086,17 @@
         </w:numPr>
       </w:pPr>
       <w:r>
+        <w:t xml:space="preserve">Verdadero</w:t>
+      </w:r>
+    </w:p>
+    <w:p>
+      <w:pPr>
+        <w:numPr>
+          <w:ilvl w:val="1"/>
+          <w:numId w:val="1007"/>
+        </w:numPr>
+      </w:pPr>
+      <w:r>
         <w:t xml:space="preserve">Falso</w:t>
       </w:r>
     </w:p>
@@ -1098,17 +1109,6 @@
       </w:pPr>
       <w:r>
         <w:t xml:space="preserve">Falso</w:t>
-      </w:r>
-    </w:p>
-    <w:p>
-      <w:pPr>
-        <w:numPr>
-          <w:ilvl w:val="1"/>
-          <w:numId w:val="1007"/>
-        </w:numPr>
-      </w:pPr>
-      <w:r>
-        <w:t xml:space="preserve">Verdadero</w:t>
       </w:r>
     </w:p>
     <w:p>
@@ -1129,7 +1129,7 @@
         <w:br/>
       </w:r>
       <w:r>
-        <w:t xml:space="preserve">Se realizó un(a) estudio a un grupo de personas de una firma educativa sobre el tipo de bienes que poseen. Los resultados se presentan en la gráfica.</w:t>
+        <w:t xml:space="preserve">Se realizó un(a) estudio a un grupo de personas de una corporación energética sobre el tipo de bienes que poseen. Los resultados se presentan en la gráfica.</w:t>
       </w:r>
     </w:p>
     <w:p>
@@ -1140,7 +1140,7 @@
         </w:numPr>
       </w:pPr>
       <w:r>
-        <w:t xml:space="preserve">Si 181 personas de el(la) firma poseen automóvil y(e) inmueble, ¿cuántas personas poseen solo inmueble?</w:t>
+        <w:t xml:space="preserve">Si 60 personas de el(la) corporación poseen vehículo y(e) dúplex, ¿cuántas personas poseen solo dúplex?</w:t>
       </w:r>
     </w:p>
     <w:p>
@@ -1151,7 +1151,7 @@
         </w:numPr>
       </w:pPr>
       <w:r>
-        <w:t xml:space="preserve">133</w:t>
+        <w:t xml:space="preserve">39</w:t>
       </w:r>
     </w:p>
     <w:p>
@@ -1162,7 +1162,7 @@
         </w:numPr>
       </w:pPr>
       <w:r>
-        <w:t xml:space="preserve">534</w:t>
+        <w:t xml:space="preserve">41</w:t>
       </w:r>
     </w:p>
     <w:p>
@@ -1173,7 +1173,7 @@
         </w:numPr>
       </w:pPr>
       <w:r>
-        <w:t xml:space="preserve">494</w:t>
+        <w:t xml:space="preserve">155</w:t>
       </w:r>
     </w:p>
     <w:p>
@@ -1184,7 +1184,7 @@
         </w:numPr>
       </w:pPr>
       <w:r>
-        <w:t xml:space="preserve">134</w:t>
+        <w:t xml:space="preserve">193</w:t>
       </w:r>
     </w:p>
     <w:p>
@@ -1227,7 +1227,7 @@
         </w:numPr>
       </w:pPr>
       <w:r>
-        <w:t xml:space="preserve">27% de las personas tienen automóvil y inmueble</w:t>
+        <w:t xml:space="preserve">26% de las personas tienen vehículo y dúplex</w:t>
       </w:r>
     </w:p>
     <w:p>
@@ -1238,7 +1238,7 @@
         </w:numPr>
       </w:pPr>
       <w:r>
-        <w:t xml:space="preserve">20% de las personas tienen solo inmueble (este es el dato que buscamos)</w:t>
+        <w:t xml:space="preserve">17% de las personas tienen solo dúplex (este es el dato que buscamos)</w:t>
       </w:r>
     </w:p>
     <w:p>
@@ -1249,7 +1249,7 @@
         </w:numPr>
       </w:pPr>
       <w:r>
-        <w:t xml:space="preserve">Sabemos que 181 personas tienen automóvil y inmueble</w:t>
+        <w:t xml:space="preserve">Sabemos que 60 personas tienen vehículo y dúplex</w:t>
       </w:r>
     </w:p>
     <w:p>
@@ -1260,13 +1260,13 @@
         </w:numPr>
       </w:pPr>
       <w:r>
-        <w:t xml:space="preserve">Paso 1: Calcular el número total de personas en la firma.</w:t>
+        <w:t xml:space="preserve">Paso 1: Calcular el número total de personas en la corporación.</w:t>
       </w:r>
       <w:r>
         <w:t xml:space="preserve"> </w:t>
       </w:r>
       <w:r>
-        <w:t xml:space="preserve">Si 181 personas representan el 27% del total, entonces:</w:t>
+        <w:t xml:space="preserve">Si 60 personas representan el 26% del total, entonces:</w:t>
       </w:r>
     </w:p>
     <w:p>
@@ -1301,7 +1301,7 @@
                   <m:nor/>
                   <m:sty m:val="p"/>
                 </m:rPr>
-                <m:t>Personas con automóvil y inmueble</m:t>
+                <m:t>Personas con vehículo y dúplex</m:t>
               </m:r>
               <m:r>
                 <m:rPr>
@@ -1325,7 +1325,7 @@
                   <m:nor/>
                   <m:sty m:val="p"/>
                 </m:rPr>
-                <m:t>Porcentaje de personas con automóvil y inmueble</m:t>
+                <m:t>Porcentaje de personas con vehículo y dúplex</m:t>
               </m:r>
             </m:den>
           </m:f>
@@ -1360,7 +1360,7 @@
             </m:fPr>
             <m:num>
               <m:r>
-                <m:t>181</m:t>
+                <m:t>60</m:t>
               </m:r>
               <m:r>
                 <m:rPr>
@@ -1380,7 +1380,7 @@
             </m:num>
             <m:den>
               <m:r>
-                <m:t>27</m:t>
+                <m:t>26</m:t>
               </m:r>
               <m:r>
                 <m:rPr>
@@ -1397,7 +1397,7 @@
             <m:t>=</m:t>
           </m:r>
           <m:r>
-            <m:t>667</m:t>
+            <m:t>231</m:t>
           </m:r>
         </m:oMath>
       </m:oMathPara>
@@ -1410,13 +1410,13 @@
         </w:numPr>
       </w:pPr>
       <w:r>
-        <w:t xml:space="preserve">Paso 2: Calcular cuántas personas tienen solo inmueble.</w:t>
+        <w:t xml:space="preserve">Paso 2: Calcular cuántas personas tienen solo dúplex.</w:t>
       </w:r>
       <w:r>
         <w:t xml:space="preserve"> </w:t>
       </w:r>
       <w:r>
-        <w:t xml:space="preserve">El porcentaje de personas que tienen solo inmueble es 20% del total, por lo tanto:</w:t>
+        <w:t xml:space="preserve">El porcentaje de personas que tienen solo dúplex es 17% del total, por lo tanto:</w:t>
       </w:r>
     </w:p>
     <w:p>
@@ -1433,7 +1433,7 @@
               <m:nor/>
               <m:sty m:val="p"/>
             </m:rPr>
-            <m:t>Personas con solo inmueble</m:t>
+            <m:t>Personas con solo dúplex</m:t>
           </m:r>
           <m:r>
             <m:rPr>
@@ -1464,7 +1464,7 @@
                   <m:nor/>
                   <m:sty m:val="p"/>
                 </m:rPr>
-                <m:t>Porcentaje de personas con solo inmueble</m:t>
+                <m:t>Porcentaje de personas con solo dúplex</m:t>
               </m:r>
             </m:num>
             <m:den>
@@ -1496,7 +1496,7 @@
               <m:nor/>
               <m:sty m:val="p"/>
             </m:rPr>
-            <m:t>Personas con solo inmueble</m:t>
+            <m:t>Personas con solo dúplex</m:t>
           </m:r>
           <m:r>
             <m:rPr>
@@ -1505,7 +1505,7 @@
             <m:t>=</m:t>
           </m:r>
           <m:r>
-            <m:t>667</m:t>
+            <m:t>231</m:t>
           </m:r>
           <m:r>
             <m:rPr>
@@ -1519,7 +1519,7 @@
             </m:fPr>
             <m:num>
               <m:r>
-                <m:t>20</m:t>
+                <m:t>17</m:t>
               </m:r>
               <m:r>
                 <m:rPr>
@@ -1547,7 +1547,7 @@
             <m:t>=</m:t>
           </m:r>
           <m:r>
-            <m:t>133</m:t>
+            <m:t>39</m:t>
           </m:r>
         </m:oMath>
       </m:oMathPara>
@@ -1560,7 +1560,7 @@
         </w:numPr>
       </w:pPr>
       <w:r>
-        <w:t xml:space="preserve">Por lo tanto, 133 personas poseen solo inmueble.</w:t>
+        <w:t xml:space="preserve">Por lo tanto, 39 personas poseen solo dúplex.</w:t>
       </w:r>
     </w:p>
     <w:p>
@@ -1605,6 +1605,998 @@
       </w:pPr>
       <w:r>
         <w:t xml:space="preserve">Falso</w:t>
+      </w:r>
+    </w:p>
+    <w:p>
+      <w:pPr>
+        <w:numPr>
+          <w:ilvl w:val="0"/>
+          <w:numId w:val="1001"/>
+        </w:numPr>
+      </w:pPr>
+      <w:r>
+        <w:rPr>
+          <w:b/>
+          <w:bCs/>
+        </w:rPr>
+        <w:t xml:space="preserve">Escenario</w:t>
+      </w:r>
+      <w:r>
+        <w:br/>
+      </w:r>
+      <w:r>
+        <w:t xml:space="preserve">Se realizó un(a) sondeo a un grupo de personas de una corporación farmacéutica sobre el tipo de bienes que poseen. Los resultados se presentan en la gráfica.</w:t>
+      </w:r>
+    </w:p>
+    <w:p>
+      <w:pPr>
+        <w:numPr>
+          <w:ilvl w:val="0"/>
+          <w:numId w:val="1000"/>
+        </w:numPr>
+      </w:pPr>
+      <w:r>
+        <w:t xml:space="preserve">Si 60 personas de el(la) corporación poseen carro y(e) casa, ¿cuántas personas poseen solo casa?</w:t>
+      </w:r>
+    </w:p>
+    <w:p>
+      <w:pPr>
+        <w:numPr>
+          <w:ilvl w:val="1"/>
+          <w:numId w:val="1011"/>
+        </w:numPr>
+      </w:pPr>
+      <w:r>
+        <w:t xml:space="preserve">88</w:t>
+      </w:r>
+    </w:p>
+    <w:p>
+      <w:pPr>
+        <w:numPr>
+          <w:ilvl w:val="1"/>
+          <w:numId w:val="1011"/>
+        </w:numPr>
+      </w:pPr>
+      <w:r>
+        <w:t xml:space="preserve">93</w:t>
+      </w:r>
+    </w:p>
+    <w:p>
+      <w:pPr>
+        <w:numPr>
+          <w:ilvl w:val="1"/>
+          <w:numId w:val="1011"/>
+        </w:numPr>
+      </w:pPr>
+      <w:r>
+        <w:t xml:space="preserve">521</w:t>
+      </w:r>
+    </w:p>
+    <w:p>
+      <w:pPr>
+        <w:numPr>
+          <w:ilvl w:val="1"/>
+          <w:numId w:val="1011"/>
+        </w:numPr>
+      </w:pPr>
+      <w:r>
+        <w:t xml:space="preserve">245</w:t>
+      </w:r>
+    </w:p>
+    <w:p>
+      <w:pPr>
+        <w:numPr>
+          <w:ilvl w:val="0"/>
+          <w:numId w:val="1000"/>
+        </w:numPr>
+      </w:pPr>
+      <w:r>
+        <w:rPr>
+          <w:b/>
+          <w:bCs/>
+        </w:rPr>
+        <w:t xml:space="preserve">Solución</w:t>
+      </w:r>
+      <w:r>
+        <w:br/>
+      </w:r>
+      <w:r>
+        <w:t xml:space="preserve">Para resolver este problema, debemos usar las relaciones proporcionadas en el gráfico circular y aplicar proporciones.</w:t>
+      </w:r>
+    </w:p>
+    <w:p>
+      <w:pPr>
+        <w:numPr>
+          <w:ilvl w:val="0"/>
+          <w:numId w:val="1000"/>
+        </w:numPr>
+      </w:pPr>
+      <w:r>
+        <w:t xml:space="preserve">Primero, identificamos los datos conocidos:</w:t>
+      </w:r>
+    </w:p>
+    <w:p>
+      <w:pPr>
+        <w:numPr>
+          <w:ilvl w:val="1"/>
+          <w:numId w:val="1012"/>
+        </w:numPr>
+      </w:pPr>
+      <w:r>
+        <w:t xml:space="preserve">18% de las personas tienen carro y casa</w:t>
+      </w:r>
+    </w:p>
+    <w:p>
+      <w:pPr>
+        <w:numPr>
+          <w:ilvl w:val="1"/>
+          <w:numId w:val="1012"/>
+        </w:numPr>
+      </w:pPr>
+      <w:r>
+        <w:t xml:space="preserve">28% de las personas tienen solo casa (este es el dato que buscamos)</w:t>
+      </w:r>
+    </w:p>
+    <w:p>
+      <w:pPr>
+        <w:numPr>
+          <w:ilvl w:val="1"/>
+          <w:numId w:val="1012"/>
+        </w:numPr>
+      </w:pPr>
+      <w:r>
+        <w:t xml:space="preserve">Sabemos que 60 personas tienen carro y casa</w:t>
+      </w:r>
+    </w:p>
+    <w:p>
+      <w:pPr>
+        <w:numPr>
+          <w:ilvl w:val="0"/>
+          <w:numId w:val="1000"/>
+        </w:numPr>
+      </w:pPr>
+      <w:r>
+        <w:t xml:space="preserve">Paso 1: Calcular el número total de personas en la corporación.</w:t>
+      </w:r>
+      <w:r>
+        <w:t xml:space="preserve"> </w:t>
+      </w:r>
+      <w:r>
+        <w:t xml:space="preserve">Si 60 personas representan el 18% del total, entonces:</w:t>
+      </w:r>
+    </w:p>
+    <w:p>
+      <w:pPr>
+        <w:pStyle w:val="BodyText"/>
+      </w:pPr>
+      <m:oMathPara>
+        <m:oMathParaPr>
+          <m:jc m:val="center"/>
+        </m:oMathParaPr>
+        <m:oMath>
+          <m:r>
+            <m:rPr>
+              <m:nor/>
+              <m:sty m:val="p"/>
+            </m:rPr>
+            <m:t>Total de personas</m:t>
+          </m:r>
+          <m:r>
+            <m:rPr>
+              <m:sty m:val="p"/>
+            </m:rPr>
+            <m:t>=</m:t>
+          </m:r>
+          <m:f>
+            <m:fPr>
+              <m:type m:val="bar"/>
+            </m:fPr>
+            <m:num>
+              <m:r>
+                <m:rPr>
+                  <m:nor/>
+                  <m:sty m:val="p"/>
+                </m:rPr>
+                <m:t>Personas con carro y casa</m:t>
+              </m:r>
+              <m:r>
+                <m:rPr>
+                  <m:sty m:val="p"/>
+                </m:rPr>
+                <m:t>×</m:t>
+              </m:r>
+              <m:r>
+                <m:t>100</m:t>
+              </m:r>
+              <m:r>
+                <m:rPr>
+                  <m:sty m:val="p"/>
+                </m:rPr>
+                <m:t>%</m:t>
+              </m:r>
+            </m:num>
+            <m:den>
+              <m:r>
+                <m:rPr>
+                  <m:nor/>
+                  <m:sty m:val="p"/>
+                </m:rPr>
+                <m:t>Porcentaje de personas con carro y casa</m:t>
+              </m:r>
+            </m:den>
+          </m:f>
+        </m:oMath>
+      </m:oMathPara>
+    </w:p>
+    <w:p>
+      <w:pPr>
+        <w:pStyle w:val="FirstParagraph"/>
+      </w:pPr>
+      <m:oMathPara>
+        <m:oMathParaPr>
+          <m:jc m:val="center"/>
+        </m:oMathParaPr>
+        <m:oMath>
+          <m:r>
+            <m:rPr>
+              <m:nor/>
+              <m:sty m:val="p"/>
+            </m:rPr>
+            <m:t>Total de personas</m:t>
+          </m:r>
+          <m:r>
+            <m:rPr>
+              <m:sty m:val="p"/>
+            </m:rPr>
+            <m:t>=</m:t>
+          </m:r>
+          <m:f>
+            <m:fPr>
+              <m:type m:val="bar"/>
+            </m:fPr>
+            <m:num>
+              <m:r>
+                <m:t>60</m:t>
+              </m:r>
+              <m:r>
+                <m:rPr>
+                  <m:sty m:val="p"/>
+                </m:rPr>
+                <m:t>×</m:t>
+              </m:r>
+              <m:r>
+                <m:t>100</m:t>
+              </m:r>
+              <m:r>
+                <m:rPr>
+                  <m:sty m:val="p"/>
+                </m:rPr>
+                <m:t>%</m:t>
+              </m:r>
+            </m:num>
+            <m:den>
+              <m:r>
+                <m:t>18</m:t>
+              </m:r>
+              <m:r>
+                <m:rPr>
+                  <m:sty m:val="p"/>
+                </m:rPr>
+                <m:t>%</m:t>
+              </m:r>
+            </m:den>
+          </m:f>
+          <m:r>
+            <m:rPr>
+              <m:sty m:val="p"/>
+            </m:rPr>
+            <m:t>=</m:t>
+          </m:r>
+          <m:r>
+            <m:t>333</m:t>
+          </m:r>
+        </m:oMath>
+      </m:oMathPara>
+    </w:p>
+    <w:p>
+      <w:pPr>
+        <w:numPr>
+          <w:ilvl w:val="0"/>
+          <w:numId w:val="1000"/>
+        </w:numPr>
+      </w:pPr>
+      <w:r>
+        <w:t xml:space="preserve">Paso 2: Calcular cuántas personas tienen solo casa.</w:t>
+      </w:r>
+      <w:r>
+        <w:t xml:space="preserve"> </w:t>
+      </w:r>
+      <w:r>
+        <w:t xml:space="preserve">El porcentaje de personas que tienen solo casa es 28% del total, por lo tanto:</w:t>
+      </w:r>
+    </w:p>
+    <w:p>
+      <w:pPr>
+        <w:pStyle w:val="BodyText"/>
+      </w:pPr>
+      <m:oMathPara>
+        <m:oMathParaPr>
+          <m:jc m:val="center"/>
+        </m:oMathParaPr>
+        <m:oMath>
+          <m:r>
+            <m:rPr>
+              <m:nor/>
+              <m:sty m:val="p"/>
+            </m:rPr>
+            <m:t>Personas con solo casa</m:t>
+          </m:r>
+          <m:r>
+            <m:rPr>
+              <m:sty m:val="p"/>
+            </m:rPr>
+            <m:t>=</m:t>
+          </m:r>
+          <m:r>
+            <m:rPr>
+              <m:nor/>
+              <m:sty m:val="p"/>
+            </m:rPr>
+            <m:t>Total de personas</m:t>
+          </m:r>
+          <m:r>
+            <m:rPr>
+              <m:sty m:val="p"/>
+            </m:rPr>
+            <m:t>×</m:t>
+          </m:r>
+          <m:f>
+            <m:fPr>
+              <m:type m:val="bar"/>
+            </m:fPr>
+            <m:num>
+              <m:r>
+                <m:rPr>
+                  <m:nor/>
+                  <m:sty m:val="p"/>
+                </m:rPr>
+                <m:t>Porcentaje de personas con solo casa</m:t>
+              </m:r>
+            </m:num>
+            <m:den>
+              <m:r>
+                <m:t>100</m:t>
+              </m:r>
+              <m:r>
+                <m:rPr>
+                  <m:sty m:val="p"/>
+                </m:rPr>
+                <m:t>%</m:t>
+              </m:r>
+            </m:den>
+          </m:f>
+        </m:oMath>
+      </m:oMathPara>
+    </w:p>
+    <w:p>
+      <w:pPr>
+        <w:pStyle w:val="FirstParagraph"/>
+      </w:pPr>
+      <m:oMathPara>
+        <m:oMathParaPr>
+          <m:jc m:val="center"/>
+        </m:oMathParaPr>
+        <m:oMath>
+          <m:r>
+            <m:rPr>
+              <m:nor/>
+              <m:sty m:val="p"/>
+            </m:rPr>
+            <m:t>Personas con solo casa</m:t>
+          </m:r>
+          <m:r>
+            <m:rPr>
+              <m:sty m:val="p"/>
+            </m:rPr>
+            <m:t>=</m:t>
+          </m:r>
+          <m:r>
+            <m:t>333</m:t>
+          </m:r>
+          <m:r>
+            <m:rPr>
+              <m:sty m:val="p"/>
+            </m:rPr>
+            <m:t>×</m:t>
+          </m:r>
+          <m:f>
+            <m:fPr>
+              <m:type m:val="bar"/>
+            </m:fPr>
+            <m:num>
+              <m:r>
+                <m:t>28</m:t>
+              </m:r>
+              <m:r>
+                <m:rPr>
+                  <m:sty m:val="p"/>
+                </m:rPr>
+                <m:t>%</m:t>
+              </m:r>
+            </m:num>
+            <m:den>
+              <m:r>
+                <m:t>100</m:t>
+              </m:r>
+              <m:r>
+                <m:rPr>
+                  <m:sty m:val="p"/>
+                </m:rPr>
+                <m:t>%</m:t>
+              </m:r>
+            </m:den>
+          </m:f>
+          <m:r>
+            <m:rPr>
+              <m:sty m:val="p"/>
+            </m:rPr>
+            <m:t>=</m:t>
+          </m:r>
+          <m:r>
+            <m:t>93</m:t>
+          </m:r>
+        </m:oMath>
+      </m:oMathPara>
+    </w:p>
+    <w:p>
+      <w:pPr>
+        <w:numPr>
+          <w:ilvl w:val="0"/>
+          <w:numId w:val="1000"/>
+        </w:numPr>
+      </w:pPr>
+      <w:r>
+        <w:t xml:space="preserve">Por lo tanto, 93 personas poseen solo casa.</w:t>
+      </w:r>
+    </w:p>
+    <w:p>
+      <w:pPr>
+        <w:numPr>
+          <w:ilvl w:val="1"/>
+          <w:numId w:val="1013"/>
+        </w:numPr>
+      </w:pPr>
+      <w:r>
+        <w:t xml:space="preserve">Falso</w:t>
+      </w:r>
+    </w:p>
+    <w:p>
+      <w:pPr>
+        <w:numPr>
+          <w:ilvl w:val="1"/>
+          <w:numId w:val="1013"/>
+        </w:numPr>
+      </w:pPr>
+      <w:r>
+        <w:t xml:space="preserve">Verdadero</w:t>
+      </w:r>
+    </w:p>
+    <w:p>
+      <w:pPr>
+        <w:numPr>
+          <w:ilvl w:val="1"/>
+          <w:numId w:val="1013"/>
+        </w:numPr>
+      </w:pPr>
+      <w:r>
+        <w:t xml:space="preserve">Falso</w:t>
+      </w:r>
+    </w:p>
+    <w:p>
+      <w:pPr>
+        <w:numPr>
+          <w:ilvl w:val="1"/>
+          <w:numId w:val="1013"/>
+        </w:numPr>
+      </w:pPr>
+      <w:r>
+        <w:t xml:space="preserve">Falso</w:t>
+      </w:r>
+    </w:p>
+    <w:p>
+      <w:pPr>
+        <w:numPr>
+          <w:ilvl w:val="0"/>
+          <w:numId w:val="1001"/>
+        </w:numPr>
+      </w:pPr>
+      <w:r>
+        <w:rPr>
+          <w:b/>
+          <w:bCs/>
+        </w:rPr>
+        <w:t xml:space="preserve">Escenario</w:t>
+      </w:r>
+      <w:r>
+        <w:br/>
+      </w:r>
+      <w:r>
+        <w:t xml:space="preserve">Se realizó un(a) investigación a un grupo de personas de una empresa de servicios sobre el tipo de bienes que poseen. Los resultados se presentan en la gráfica.</w:t>
+      </w:r>
+    </w:p>
+    <w:p>
+      <w:pPr>
+        <w:numPr>
+          <w:ilvl w:val="0"/>
+          <w:numId w:val="1000"/>
+        </w:numPr>
+      </w:pPr>
+      <w:r>
+        <w:t xml:space="preserve">Si 200 personas de el(la) empresa poseen automóvil y(e) residencia, ¿cuántas personas poseen solo residencia?</w:t>
+      </w:r>
+    </w:p>
+    <w:p>
+      <w:pPr>
+        <w:numPr>
+          <w:ilvl w:val="1"/>
+          <w:numId w:val="1014"/>
+        </w:numPr>
+      </w:pPr>
+      <w:r>
+        <w:t xml:space="preserve">235</w:t>
+      </w:r>
+    </w:p>
+    <w:p>
+      <w:pPr>
+        <w:numPr>
+          <w:ilvl w:val="1"/>
+          <w:numId w:val="1014"/>
+        </w:numPr>
+      </w:pPr>
+      <w:r>
+        <w:t xml:space="preserve">1198</w:t>
+      </w:r>
+    </w:p>
+    <w:p>
+      <w:pPr>
+        <w:numPr>
+          <w:ilvl w:val="1"/>
+          <w:numId w:val="1014"/>
+        </w:numPr>
+      </w:pPr>
+      <w:r>
+        <w:t xml:space="preserve">755</w:t>
+      </w:r>
+    </w:p>
+    <w:p>
+      <w:pPr>
+        <w:numPr>
+          <w:ilvl w:val="1"/>
+          <w:numId w:val="1014"/>
+        </w:numPr>
+      </w:pPr>
+      <w:r>
+        <w:t xml:space="preserve">240</w:t>
+      </w:r>
+    </w:p>
+    <w:p>
+      <w:pPr>
+        <w:numPr>
+          <w:ilvl w:val="0"/>
+          <w:numId w:val="1000"/>
+        </w:numPr>
+      </w:pPr>
+      <w:r>
+        <w:rPr>
+          <w:b/>
+          <w:bCs/>
+        </w:rPr>
+        <w:t xml:space="preserve">Solución</w:t>
+      </w:r>
+      <w:r>
+        <w:br/>
+      </w:r>
+      <w:r>
+        <w:t xml:space="preserve">Para resolver este problema, debemos usar las relaciones proporcionadas en el gráfico circular y aplicar proporciones.</w:t>
+      </w:r>
+    </w:p>
+    <w:p>
+      <w:pPr>
+        <w:numPr>
+          <w:ilvl w:val="0"/>
+          <w:numId w:val="1000"/>
+        </w:numPr>
+      </w:pPr>
+      <w:r>
+        <w:t xml:space="preserve">Primero, identificamos los datos conocidos:</w:t>
+      </w:r>
+    </w:p>
+    <w:p>
+      <w:pPr>
+        <w:numPr>
+          <w:ilvl w:val="1"/>
+          <w:numId w:val="1015"/>
+        </w:numPr>
+      </w:pPr>
+      <w:r>
+        <w:t xml:space="preserve">20% de las personas tienen automóvil y residencia</w:t>
+      </w:r>
+    </w:p>
+    <w:p>
+      <w:pPr>
+        <w:numPr>
+          <w:ilvl w:val="1"/>
+          <w:numId w:val="1015"/>
+        </w:numPr>
+      </w:pPr>
+      <w:r>
+        <w:t xml:space="preserve">24% de las personas tienen solo residencia (este es el dato que buscamos)</w:t>
+      </w:r>
+    </w:p>
+    <w:p>
+      <w:pPr>
+        <w:numPr>
+          <w:ilvl w:val="1"/>
+          <w:numId w:val="1015"/>
+        </w:numPr>
+      </w:pPr>
+      <w:r>
+        <w:t xml:space="preserve">Sabemos que 200 personas tienen automóvil y residencia</w:t>
+      </w:r>
+    </w:p>
+    <w:p>
+      <w:pPr>
+        <w:numPr>
+          <w:ilvl w:val="0"/>
+          <w:numId w:val="1000"/>
+        </w:numPr>
+      </w:pPr>
+      <w:r>
+        <w:t xml:space="preserve">Paso 1: Calcular el número total de personas en la empresa.</w:t>
+      </w:r>
+      <w:r>
+        <w:t xml:space="preserve"> </w:t>
+      </w:r>
+      <w:r>
+        <w:t xml:space="preserve">Si 200 personas representan el 20% del total, entonces:</w:t>
+      </w:r>
+    </w:p>
+    <w:p>
+      <w:pPr>
+        <w:pStyle w:val="BodyText"/>
+      </w:pPr>
+      <m:oMathPara>
+        <m:oMathParaPr>
+          <m:jc m:val="center"/>
+        </m:oMathParaPr>
+        <m:oMath>
+          <m:r>
+            <m:rPr>
+              <m:nor/>
+              <m:sty m:val="p"/>
+            </m:rPr>
+            <m:t>Total de personas</m:t>
+          </m:r>
+          <m:r>
+            <m:rPr>
+              <m:sty m:val="p"/>
+            </m:rPr>
+            <m:t>=</m:t>
+          </m:r>
+          <m:f>
+            <m:fPr>
+              <m:type m:val="bar"/>
+            </m:fPr>
+            <m:num>
+              <m:r>
+                <m:rPr>
+                  <m:nor/>
+                  <m:sty m:val="p"/>
+                </m:rPr>
+                <m:t>Personas con automóvil y residencia</m:t>
+              </m:r>
+              <m:r>
+                <m:rPr>
+                  <m:sty m:val="p"/>
+                </m:rPr>
+                <m:t>×</m:t>
+              </m:r>
+              <m:r>
+                <m:t>100</m:t>
+              </m:r>
+              <m:r>
+                <m:rPr>
+                  <m:sty m:val="p"/>
+                </m:rPr>
+                <m:t>%</m:t>
+              </m:r>
+            </m:num>
+            <m:den>
+              <m:r>
+                <m:rPr>
+                  <m:nor/>
+                  <m:sty m:val="p"/>
+                </m:rPr>
+                <m:t>Porcentaje de personas con automóvil y residencia</m:t>
+              </m:r>
+            </m:den>
+          </m:f>
+        </m:oMath>
+      </m:oMathPara>
+    </w:p>
+    <w:p>
+      <w:pPr>
+        <w:pStyle w:val="FirstParagraph"/>
+      </w:pPr>
+      <m:oMathPara>
+        <m:oMathParaPr>
+          <m:jc m:val="center"/>
+        </m:oMathParaPr>
+        <m:oMath>
+          <m:r>
+            <m:rPr>
+              <m:nor/>
+              <m:sty m:val="p"/>
+            </m:rPr>
+            <m:t>Total de personas</m:t>
+          </m:r>
+          <m:r>
+            <m:rPr>
+              <m:sty m:val="p"/>
+            </m:rPr>
+            <m:t>=</m:t>
+          </m:r>
+          <m:f>
+            <m:fPr>
+              <m:type m:val="bar"/>
+            </m:fPr>
+            <m:num>
+              <m:r>
+                <m:t>200</m:t>
+              </m:r>
+              <m:r>
+                <m:rPr>
+                  <m:sty m:val="p"/>
+                </m:rPr>
+                <m:t>×</m:t>
+              </m:r>
+              <m:r>
+                <m:t>100</m:t>
+              </m:r>
+              <m:r>
+                <m:rPr>
+                  <m:sty m:val="p"/>
+                </m:rPr>
+                <m:t>%</m:t>
+              </m:r>
+            </m:num>
+            <m:den>
+              <m:r>
+                <m:t>20</m:t>
+              </m:r>
+              <m:r>
+                <m:rPr>
+                  <m:sty m:val="p"/>
+                </m:rPr>
+                <m:t>%</m:t>
+              </m:r>
+            </m:den>
+          </m:f>
+          <m:r>
+            <m:rPr>
+              <m:sty m:val="p"/>
+            </m:rPr>
+            <m:t>=</m:t>
+          </m:r>
+          <m:r>
+            <m:t>1000</m:t>
+          </m:r>
+        </m:oMath>
+      </m:oMathPara>
+    </w:p>
+    <w:p>
+      <w:pPr>
+        <w:numPr>
+          <w:ilvl w:val="0"/>
+          <w:numId w:val="1000"/>
+        </w:numPr>
+      </w:pPr>
+      <w:r>
+        <w:t xml:space="preserve">Paso 2: Calcular cuántas personas tienen solo residencia.</w:t>
+      </w:r>
+      <w:r>
+        <w:t xml:space="preserve"> </w:t>
+      </w:r>
+      <w:r>
+        <w:t xml:space="preserve">El porcentaje de personas que tienen solo residencia es 24% del total, por lo tanto:</w:t>
+      </w:r>
+    </w:p>
+    <w:p>
+      <w:pPr>
+        <w:pStyle w:val="BodyText"/>
+      </w:pPr>
+      <m:oMathPara>
+        <m:oMathParaPr>
+          <m:jc m:val="center"/>
+        </m:oMathParaPr>
+        <m:oMath>
+          <m:r>
+            <m:rPr>
+              <m:nor/>
+              <m:sty m:val="p"/>
+            </m:rPr>
+            <m:t>Personas con solo residencia</m:t>
+          </m:r>
+          <m:r>
+            <m:rPr>
+              <m:sty m:val="p"/>
+            </m:rPr>
+            <m:t>=</m:t>
+          </m:r>
+          <m:r>
+            <m:rPr>
+              <m:nor/>
+              <m:sty m:val="p"/>
+            </m:rPr>
+            <m:t>Total de personas</m:t>
+          </m:r>
+          <m:r>
+            <m:rPr>
+              <m:sty m:val="p"/>
+            </m:rPr>
+            <m:t>×</m:t>
+          </m:r>
+          <m:f>
+            <m:fPr>
+              <m:type m:val="bar"/>
+            </m:fPr>
+            <m:num>
+              <m:r>
+                <m:rPr>
+                  <m:nor/>
+                  <m:sty m:val="p"/>
+                </m:rPr>
+                <m:t>Porcentaje de personas con solo residencia</m:t>
+              </m:r>
+            </m:num>
+            <m:den>
+              <m:r>
+                <m:t>100</m:t>
+              </m:r>
+              <m:r>
+                <m:rPr>
+                  <m:sty m:val="p"/>
+                </m:rPr>
+                <m:t>%</m:t>
+              </m:r>
+            </m:den>
+          </m:f>
+        </m:oMath>
+      </m:oMathPara>
+    </w:p>
+    <w:p>
+      <w:pPr>
+        <w:pStyle w:val="FirstParagraph"/>
+      </w:pPr>
+      <m:oMathPara>
+        <m:oMathParaPr>
+          <m:jc m:val="center"/>
+        </m:oMathParaPr>
+        <m:oMath>
+          <m:r>
+            <m:rPr>
+              <m:nor/>
+              <m:sty m:val="p"/>
+            </m:rPr>
+            <m:t>Personas con solo residencia</m:t>
+          </m:r>
+          <m:r>
+            <m:rPr>
+              <m:sty m:val="p"/>
+            </m:rPr>
+            <m:t>=</m:t>
+          </m:r>
+          <m:r>
+            <m:t>1000</m:t>
+          </m:r>
+          <m:r>
+            <m:rPr>
+              <m:sty m:val="p"/>
+            </m:rPr>
+            <m:t>×</m:t>
+          </m:r>
+          <m:f>
+            <m:fPr>
+              <m:type m:val="bar"/>
+            </m:fPr>
+            <m:num>
+              <m:r>
+                <m:t>24</m:t>
+              </m:r>
+              <m:r>
+                <m:rPr>
+                  <m:sty m:val="p"/>
+                </m:rPr>
+                <m:t>%</m:t>
+              </m:r>
+            </m:num>
+            <m:den>
+              <m:r>
+                <m:t>100</m:t>
+              </m:r>
+              <m:r>
+                <m:rPr>
+                  <m:sty m:val="p"/>
+                </m:rPr>
+                <m:t>%</m:t>
+              </m:r>
+            </m:den>
+          </m:f>
+          <m:r>
+            <m:rPr>
+              <m:sty m:val="p"/>
+            </m:rPr>
+            <m:t>=</m:t>
+          </m:r>
+          <m:r>
+            <m:t>240</m:t>
+          </m:r>
+        </m:oMath>
+      </m:oMathPara>
+    </w:p>
+    <w:p>
+      <w:pPr>
+        <w:numPr>
+          <w:ilvl w:val="0"/>
+          <w:numId w:val="1000"/>
+        </w:numPr>
+      </w:pPr>
+      <w:r>
+        <w:t xml:space="preserve">Por lo tanto, 240 personas poseen solo residencia.</w:t>
+      </w:r>
+    </w:p>
+    <w:p>
+      <w:pPr>
+        <w:numPr>
+          <w:ilvl w:val="1"/>
+          <w:numId w:val="1016"/>
+        </w:numPr>
+      </w:pPr>
+      <w:r>
+        <w:t xml:space="preserve">Falso</w:t>
+      </w:r>
+    </w:p>
+    <w:p>
+      <w:pPr>
+        <w:numPr>
+          <w:ilvl w:val="1"/>
+          <w:numId w:val="1016"/>
+        </w:numPr>
+      </w:pPr>
+      <w:r>
+        <w:t xml:space="preserve">Falso</w:t>
+      </w:r>
+    </w:p>
+    <w:p>
+      <w:pPr>
+        <w:numPr>
+          <w:ilvl w:val="1"/>
+          <w:numId w:val="1016"/>
+        </w:numPr>
+      </w:pPr>
+      <w:r>
+        <w:t xml:space="preserve">Falso</w:t>
+      </w:r>
+    </w:p>
+    <w:p>
+      <w:pPr>
+        <w:numPr>
+          <w:ilvl w:val="1"/>
+          <w:numId w:val="1016"/>
+        </w:numPr>
+      </w:pPr>
+      <w:r>
+        <w:t xml:space="preserve">Verdadero</w:t>
       </w:r>
     </w:p>
     <w:bookmarkEnd w:id="20"/>
@@ -2095,6 +3087,132 @@
     <w:abstractNumId w:val="991"/>
   </w:num>
   <w:num w:numId="1010">
+    <w:abstractNumId w:val="99201"/>
+    <w:lvlOverride w:ilvl="0">
+      <w:startOverride w:val="1"/>
+    </w:lvlOverride>
+    <w:lvlOverride w:ilvl="1">
+      <w:startOverride w:val="1"/>
+    </w:lvlOverride>
+    <w:lvlOverride w:ilvl="2">
+      <w:startOverride w:val="1"/>
+    </w:lvlOverride>
+    <w:lvlOverride w:ilvl="3">
+      <w:startOverride w:val="1"/>
+    </w:lvlOverride>
+    <w:lvlOverride w:ilvl="4">
+      <w:startOverride w:val="1"/>
+    </w:lvlOverride>
+    <w:lvlOverride w:ilvl="5">
+      <w:startOverride w:val="1"/>
+    </w:lvlOverride>
+    <w:lvlOverride w:ilvl="6">
+      <w:startOverride w:val="1"/>
+    </w:lvlOverride>
+    <w:lvlOverride w:ilvl="7">
+      <w:startOverride w:val="1"/>
+    </w:lvlOverride>
+    <w:lvlOverride w:ilvl="8">
+      <w:startOverride w:val="1"/>
+    </w:lvlOverride>
+  </w:num>
+  <w:num w:numId="1011">
+    <w:abstractNumId w:val="99201"/>
+    <w:lvlOverride w:ilvl="0">
+      <w:startOverride w:val="1"/>
+    </w:lvlOverride>
+    <w:lvlOverride w:ilvl="1">
+      <w:startOverride w:val="1"/>
+    </w:lvlOverride>
+    <w:lvlOverride w:ilvl="2">
+      <w:startOverride w:val="1"/>
+    </w:lvlOverride>
+    <w:lvlOverride w:ilvl="3">
+      <w:startOverride w:val="1"/>
+    </w:lvlOverride>
+    <w:lvlOverride w:ilvl="4">
+      <w:startOverride w:val="1"/>
+    </w:lvlOverride>
+    <w:lvlOverride w:ilvl="5">
+      <w:startOverride w:val="1"/>
+    </w:lvlOverride>
+    <w:lvlOverride w:ilvl="6">
+      <w:startOverride w:val="1"/>
+    </w:lvlOverride>
+    <w:lvlOverride w:ilvl="7">
+      <w:startOverride w:val="1"/>
+    </w:lvlOverride>
+    <w:lvlOverride w:ilvl="8">
+      <w:startOverride w:val="1"/>
+    </w:lvlOverride>
+  </w:num>
+  <w:num w:numId="1012">
+    <w:abstractNumId w:val="991"/>
+  </w:num>
+  <w:num w:numId="1013">
+    <w:abstractNumId w:val="99201"/>
+    <w:lvlOverride w:ilvl="0">
+      <w:startOverride w:val="1"/>
+    </w:lvlOverride>
+    <w:lvlOverride w:ilvl="1">
+      <w:startOverride w:val="1"/>
+    </w:lvlOverride>
+    <w:lvlOverride w:ilvl="2">
+      <w:startOverride w:val="1"/>
+    </w:lvlOverride>
+    <w:lvlOverride w:ilvl="3">
+      <w:startOverride w:val="1"/>
+    </w:lvlOverride>
+    <w:lvlOverride w:ilvl="4">
+      <w:startOverride w:val="1"/>
+    </w:lvlOverride>
+    <w:lvlOverride w:ilvl="5">
+      <w:startOverride w:val="1"/>
+    </w:lvlOverride>
+    <w:lvlOverride w:ilvl="6">
+      <w:startOverride w:val="1"/>
+    </w:lvlOverride>
+    <w:lvlOverride w:ilvl="7">
+      <w:startOverride w:val="1"/>
+    </w:lvlOverride>
+    <w:lvlOverride w:ilvl="8">
+      <w:startOverride w:val="1"/>
+    </w:lvlOverride>
+  </w:num>
+  <w:num w:numId="1014">
+    <w:abstractNumId w:val="99201"/>
+    <w:lvlOverride w:ilvl="0">
+      <w:startOverride w:val="1"/>
+    </w:lvlOverride>
+    <w:lvlOverride w:ilvl="1">
+      <w:startOverride w:val="1"/>
+    </w:lvlOverride>
+    <w:lvlOverride w:ilvl="2">
+      <w:startOverride w:val="1"/>
+    </w:lvlOverride>
+    <w:lvlOverride w:ilvl="3">
+      <w:startOverride w:val="1"/>
+    </w:lvlOverride>
+    <w:lvlOverride w:ilvl="4">
+      <w:startOverride w:val="1"/>
+    </w:lvlOverride>
+    <w:lvlOverride w:ilvl="5">
+      <w:startOverride w:val="1"/>
+    </w:lvlOverride>
+    <w:lvlOverride w:ilvl="6">
+      <w:startOverride w:val="1"/>
+    </w:lvlOverride>
+    <w:lvlOverride w:ilvl="7">
+      <w:startOverride w:val="1"/>
+    </w:lvlOverride>
+    <w:lvlOverride w:ilvl="8">
+      <w:startOverride w:val="1"/>
+    </w:lvlOverride>
+  </w:num>
+  <w:num w:numId="1015">
+    <w:abstractNumId w:val="991"/>
+  </w:num>
+  <w:num w:numId="1016">
     <w:abstractNumId w:val="99201"/>
     <w:lvlOverride w:ilvl="0">
       <w:startOverride w:val="1"/>
